--- a/CSE 1204 (OOP Lab)/Lab Report 1-4.docx
+++ b/CSE 1204 (OOP Lab)/Lab Report 1-4.docx
@@ -208,12 +208,12 @@
           <wp:inline distB="114300" distT="114300" distL="114300" distR="114300">
             <wp:extent cx="3286125" cy="3242826"/>
             <wp:effectExtent b="0" l="0" r="0" t="0"/>
-            <wp:docPr id="40" name="image29.png"/>
+            <wp:docPr id="40" name="image31.png"/>
             <a:graphic>
               <a:graphicData uri="http://schemas.openxmlformats.org/drawingml/2006/picture">
                 <pic:pic>
                   <pic:nvPicPr>
-                    <pic:cNvPr id="0" name="image29.png"/>
+                    <pic:cNvPr id="0" name="image31.png"/>
                     <pic:cNvPicPr preferRelativeResize="0"/>
                   </pic:nvPicPr>
                   <pic:blipFill>
@@ -412,12 +412,12 @@
           <wp:inline distB="114300" distT="114300" distL="114300" distR="114300">
             <wp:extent cx="1671638" cy="428907"/>
             <wp:effectExtent b="0" l="0" r="0" t="0"/>
-            <wp:docPr id="7" name="image1.png"/>
+            <wp:docPr id="7" name="image6.png"/>
             <a:graphic>
               <a:graphicData uri="http://schemas.openxmlformats.org/drawingml/2006/picture">
                 <pic:pic>
                   <pic:nvPicPr>
-                    <pic:cNvPr id="0" name="image1.png"/>
+                    <pic:cNvPr id="0" name="image6.png"/>
                     <pic:cNvPicPr preferRelativeResize="0"/>
                   </pic:nvPicPr>
                   <pic:blipFill>
@@ -761,12 +761,12 @@
           <wp:inline distB="114300" distT="114300" distL="114300" distR="114300">
             <wp:extent cx="2673821" cy="3932702"/>
             <wp:effectExtent b="0" l="0" r="0" t="0"/>
-            <wp:docPr id="20" name="image3.png"/>
+            <wp:docPr id="20" name="image4.png"/>
             <a:graphic>
               <a:graphicData uri="http://schemas.openxmlformats.org/drawingml/2006/picture">
                 <pic:pic>
                   <pic:nvPicPr>
-                    <pic:cNvPr id="0" name="image3.png"/>
+                    <pic:cNvPr id="0" name="image4.png"/>
                     <pic:cNvPicPr preferRelativeResize="0"/>
                   </pic:nvPicPr>
                   <pic:blipFill>
@@ -820,12 +820,12 @@
           <wp:inline distB="114300" distT="114300" distL="114300" distR="114300">
             <wp:extent cx="2798763" cy="3071813"/>
             <wp:effectExtent b="0" l="0" r="0" t="0"/>
-            <wp:docPr id="31" name="image34.png"/>
+            <wp:docPr id="31" name="image38.png"/>
             <a:graphic>
               <a:graphicData uri="http://schemas.openxmlformats.org/drawingml/2006/picture">
                 <pic:pic>
                   <pic:nvPicPr>
-                    <pic:cNvPr id="0" name="image34.png"/>
+                    <pic:cNvPr id="0" name="image38.png"/>
                     <pic:cNvPicPr preferRelativeResize="0"/>
                   </pic:nvPicPr>
                   <pic:blipFill>
@@ -1024,12 +1024,12 @@
           <wp:inline distB="114300" distT="114300" distL="114300" distR="114300">
             <wp:extent cx="2601285" cy="1612367"/>
             <wp:effectExtent b="0" l="0" r="0" t="0"/>
-            <wp:docPr id="19" name="image6.png"/>
+            <wp:docPr id="19" name="image19.png"/>
             <a:graphic>
               <a:graphicData uri="http://schemas.openxmlformats.org/drawingml/2006/picture">
                 <pic:pic>
                   <pic:nvPicPr>
-                    <pic:cNvPr id="0" name="image6.png"/>
+                    <pic:cNvPr id="0" name="image19.png"/>
                     <pic:cNvPicPr preferRelativeResize="0"/>
                   </pic:nvPicPr>
                   <pic:blipFill>
@@ -1380,12 +1380,12 @@
           <wp:inline distB="114300" distT="114300" distL="114300" distR="114300">
             <wp:extent cx="3900488" cy="5460683"/>
             <wp:effectExtent b="0" l="0" r="0" t="0"/>
-            <wp:docPr id="33" name="image38.png"/>
+            <wp:docPr id="33" name="image32.png"/>
             <a:graphic>
               <a:graphicData uri="http://schemas.openxmlformats.org/drawingml/2006/picture">
                 <pic:pic>
                   <pic:nvPicPr>
-                    <pic:cNvPr id="0" name="image38.png"/>
+                    <pic:cNvPr id="0" name="image32.png"/>
                     <pic:cNvPicPr preferRelativeResize="0"/>
                   </pic:nvPicPr>
                   <pic:blipFill>
@@ -1439,12 +1439,12 @@
           <wp:inline distB="114300" distT="114300" distL="114300" distR="114300">
             <wp:extent cx="3986608" cy="3271838"/>
             <wp:effectExtent b="0" l="0" r="0" t="0"/>
-            <wp:docPr id="1" name="image15.png"/>
+            <wp:docPr id="1" name="image22.png"/>
             <a:graphic>
               <a:graphicData uri="http://schemas.openxmlformats.org/drawingml/2006/picture">
                 <pic:pic>
                   <pic:nvPicPr>
-                    <pic:cNvPr id="0" name="image15.png"/>
+                    <pic:cNvPr id="0" name="image22.png"/>
                     <pic:cNvPicPr preferRelativeResize="0"/>
                   </pic:nvPicPr>
                   <pic:blipFill>
@@ -1646,12 +1646,12 @@
           <wp:inline distB="114300" distT="114300" distL="114300" distR="114300">
             <wp:extent cx="3024188" cy="862902"/>
             <wp:effectExtent b="0" l="0" r="0" t="0"/>
-            <wp:docPr id="34" name="image23.png"/>
+            <wp:docPr id="34" name="image25.png"/>
             <a:graphic>
               <a:graphicData uri="http://schemas.openxmlformats.org/drawingml/2006/picture">
                 <pic:pic>
                   <pic:nvPicPr>
-                    <pic:cNvPr id="0" name="image23.png"/>
+                    <pic:cNvPr id="0" name="image25.png"/>
                     <pic:cNvPicPr preferRelativeResize="0"/>
                   </pic:nvPicPr>
                   <pic:blipFill>
@@ -2043,12 +2043,12 @@
           <wp:inline distB="114300" distT="114300" distL="114300" distR="114300">
             <wp:extent cx="4083853" cy="5416377"/>
             <wp:effectExtent b="0" l="0" r="0" t="0"/>
-            <wp:docPr id="15" name="image11.png"/>
+            <wp:docPr id="15" name="image7.png"/>
             <a:graphic>
               <a:graphicData uri="http://schemas.openxmlformats.org/drawingml/2006/picture">
                 <pic:pic>
                   <pic:nvPicPr>
-                    <pic:cNvPr id="0" name="image11.png"/>
+                    <pic:cNvPr id="0" name="image7.png"/>
                     <pic:cNvPicPr preferRelativeResize="0"/>
                   </pic:nvPicPr>
                   <pic:blipFill>
@@ -2102,12 +2102,12 @@
           <wp:inline distB="114300" distT="114300" distL="114300" distR="114300">
             <wp:extent cx="3607661" cy="4995863"/>
             <wp:effectExtent b="0" l="0" r="0" t="0"/>
-            <wp:docPr id="11" name="image10.png"/>
+            <wp:docPr id="11" name="image15.png"/>
             <a:graphic>
               <a:graphicData uri="http://schemas.openxmlformats.org/drawingml/2006/picture">
                 <pic:pic>
                   <pic:nvPicPr>
-                    <pic:cNvPr id="0" name="image10.png"/>
+                    <pic:cNvPr id="0" name="image15.png"/>
                     <pic:cNvPicPr preferRelativeResize="0"/>
                   </pic:nvPicPr>
                   <pic:blipFill>
@@ -2161,12 +2161,12 @@
           <wp:inline distB="114300" distT="114300" distL="114300" distR="114300">
             <wp:extent cx="4476750" cy="3464964"/>
             <wp:effectExtent b="0" l="0" r="0" t="0"/>
-            <wp:docPr id="42" name="image33.png"/>
+            <wp:docPr id="42" name="image43.png"/>
             <a:graphic>
               <a:graphicData uri="http://schemas.openxmlformats.org/drawingml/2006/picture">
                 <pic:pic>
                   <pic:nvPicPr>
-                    <pic:cNvPr id="0" name="image33.png"/>
+                    <pic:cNvPr id="0" name="image43.png"/>
                     <pic:cNvPicPr preferRelativeResize="0"/>
                   </pic:nvPicPr>
                   <pic:blipFill>
@@ -2220,12 +2220,12 @@
           <wp:inline distB="114300" distT="114300" distL="114300" distR="114300">
             <wp:extent cx="2776538" cy="2968287"/>
             <wp:effectExtent b="0" l="0" r="0" t="0"/>
-            <wp:docPr id="10" name="image19.png"/>
+            <wp:docPr id="10" name="image2.png"/>
             <a:graphic>
               <a:graphicData uri="http://schemas.openxmlformats.org/drawingml/2006/picture">
                 <pic:pic>
                   <pic:nvPicPr>
-                    <pic:cNvPr id="0" name="image19.png"/>
+                    <pic:cNvPr id="0" name="image2.png"/>
                     <pic:cNvPicPr preferRelativeResize="0"/>
                   </pic:nvPicPr>
                   <pic:blipFill>
@@ -2424,12 +2424,12 @@
           <wp:inline distB="114300" distT="114300" distL="114300" distR="114300">
             <wp:extent cx="2281238" cy="1699445"/>
             <wp:effectExtent b="0" l="0" r="0" t="0"/>
-            <wp:docPr id="23" name="image7.png"/>
+            <wp:docPr id="23" name="image16.png"/>
             <a:graphic>
               <a:graphicData uri="http://schemas.openxmlformats.org/drawingml/2006/picture">
                 <pic:pic>
                   <pic:nvPicPr>
-                    <pic:cNvPr id="0" name="image7.png"/>
+                    <pic:cNvPr id="0" name="image16.png"/>
                     <pic:cNvPicPr preferRelativeResize="0"/>
                   </pic:nvPicPr>
                   <pic:blipFill>
@@ -2797,12 +2797,12 @@
           <wp:inline distB="114300" distT="114300" distL="114300" distR="114300">
             <wp:extent cx="2967038" cy="5493426"/>
             <wp:effectExtent b="0" l="0" r="0" t="0"/>
-            <wp:docPr id="24" name="image40.png"/>
+            <wp:docPr id="24" name="image8.png"/>
             <a:graphic>
               <a:graphicData uri="http://schemas.openxmlformats.org/drawingml/2006/picture">
                 <pic:pic>
                   <pic:nvPicPr>
-                    <pic:cNvPr id="0" name="image40.png"/>
+                    <pic:cNvPr id="0" name="image8.png"/>
                     <pic:cNvPicPr preferRelativeResize="0"/>
                   </pic:nvPicPr>
                   <pic:blipFill>
@@ -2847,12 +2847,12 @@
           <wp:inline distB="114300" distT="114300" distL="114300" distR="114300">
             <wp:extent cx="3377947" cy="3567113"/>
             <wp:effectExtent b="0" l="0" r="0" t="0"/>
-            <wp:docPr id="3" name="image4.png"/>
+            <wp:docPr id="3" name="image12.png"/>
             <a:graphic>
               <a:graphicData uri="http://schemas.openxmlformats.org/drawingml/2006/picture">
                 <pic:pic>
                   <pic:nvPicPr>
-                    <pic:cNvPr id="0" name="image4.png"/>
+                    <pic:cNvPr id="0" name="image12.png"/>
                     <pic:cNvPicPr preferRelativeResize="0"/>
                   </pic:nvPicPr>
                   <pic:blipFill>
@@ -3092,12 +3092,12 @@
           <wp:inline distB="114300" distT="114300" distL="114300" distR="114300">
             <wp:extent cx="2366963" cy="591741"/>
             <wp:effectExtent b="0" l="0" r="0" t="0"/>
-            <wp:docPr id="9" name="image17.png"/>
+            <wp:docPr id="9" name="image13.png"/>
             <a:graphic>
               <a:graphicData uri="http://schemas.openxmlformats.org/drawingml/2006/picture">
                 <pic:pic>
                   <pic:nvPicPr>
-                    <pic:cNvPr id="0" name="image17.png"/>
+                    <pic:cNvPr id="0" name="image13.png"/>
                     <pic:cNvPicPr preferRelativeResize="0"/>
                   </pic:nvPicPr>
                   <pic:blipFill>
@@ -3475,12 +3475,12 @@
           <wp:inline distB="114300" distT="114300" distL="114300" distR="114300">
             <wp:extent cx="2068180" cy="3193899"/>
             <wp:effectExtent b="0" l="0" r="0" t="0"/>
-            <wp:docPr id="16" name="image22.png"/>
+            <wp:docPr id="16" name="image1.png"/>
             <a:graphic>
               <a:graphicData uri="http://schemas.openxmlformats.org/drawingml/2006/picture">
                 <pic:pic>
                   <pic:nvPicPr>
-                    <pic:cNvPr id="0" name="image22.png"/>
+                    <pic:cNvPr id="0" name="image1.png"/>
                     <pic:cNvPicPr preferRelativeResize="0"/>
                   </pic:nvPicPr>
                   <pic:blipFill>
@@ -3695,12 +3695,12 @@
           <wp:inline distB="114300" distT="114300" distL="114300" distR="114300">
             <wp:extent cx="1481138" cy="463485"/>
             <wp:effectExtent b="0" l="0" r="0" t="0"/>
-            <wp:docPr id="27" name="image26.png"/>
+            <wp:docPr id="27" name="image23.png"/>
             <a:graphic>
               <a:graphicData uri="http://schemas.openxmlformats.org/drawingml/2006/picture">
                 <pic:pic>
                   <pic:nvPicPr>
-                    <pic:cNvPr id="0" name="image26.png"/>
+                    <pic:cNvPr id="0" name="image23.png"/>
                     <pic:cNvPicPr preferRelativeResize="0"/>
                   </pic:nvPicPr>
                   <pic:blipFill>
@@ -3783,7 +3783,7 @@
           <w:szCs w:val="24"/>
           <w:rtl w:val="0"/>
         </w:rPr>
-        <w:t xml:space="preserve">Copy constructor must accept reference parameter.</w:t>
+        <w:t xml:space="preserve">Copy constructor must accept reference parameter</w:t>
       </w:r>
     </w:p>
     <w:p>
@@ -3808,7 +3808,7 @@
           <w:szCs w:val="24"/>
           <w:rtl w:val="0"/>
         </w:rPr>
-        <w:t xml:space="preserve">Setter method should be used before copying data.</w:t>
+        <w:t xml:space="preserve">Setter method should be used before copying data</w:t>
       </w:r>
     </w:p>
     <w:p>
@@ -3833,7 +3833,7 @@
           <w:szCs w:val="24"/>
           <w:rtl w:val="0"/>
         </w:rPr>
-        <w:t xml:space="preserve">Private members should not be accessed directly.</w:t>
+        <w:t xml:space="preserve">Private members should not be accessed directly</w:t>
         <w:br w:type="textWrapping"/>
       </w:r>
     </w:p>
@@ -4570,12 +4570,12 @@
           <wp:inline distB="114300" distT="114300" distL="114300" distR="114300">
             <wp:extent cx="4081463" cy="5106619"/>
             <wp:effectExtent b="0" l="0" r="0" t="0"/>
-            <wp:docPr id="25" name="image25.png"/>
+            <wp:docPr id="25" name="image30.png"/>
             <a:graphic>
               <a:graphicData uri="http://schemas.openxmlformats.org/drawingml/2006/picture">
                 <pic:pic>
                   <pic:nvPicPr>
-                    <pic:cNvPr id="0" name="image25.png"/>
+                    <pic:cNvPr id="0" name="image30.png"/>
                     <pic:cNvPicPr preferRelativeResize="0"/>
                   </pic:nvPicPr>
                   <pic:blipFill>
@@ -4817,12 +4817,12 @@
           <wp:inline distB="114300" distT="114300" distL="114300" distR="114300">
             <wp:extent cx="1995488" cy="739069"/>
             <wp:effectExtent b="0" l="0" r="0" t="0"/>
-            <wp:docPr id="29" name="image32.png"/>
+            <wp:docPr id="29" name="image33.png"/>
             <a:graphic>
               <a:graphicData uri="http://schemas.openxmlformats.org/drawingml/2006/picture">
                 <pic:pic>
                   <pic:nvPicPr>
-                    <pic:cNvPr id="0" name="image32.png"/>
+                    <pic:cNvPr id="0" name="image33.png"/>
                     <pic:cNvPicPr preferRelativeResize="0"/>
                   </pic:nvPicPr>
                   <pic:blipFill>
@@ -8692,12 +8692,12 @@
           <wp:inline distB="114300" distT="114300" distL="114300" distR="114300">
             <wp:extent cx="1909763" cy="2352137"/>
             <wp:effectExtent b="0" l="0" r="0" t="0"/>
-            <wp:docPr id="39" name="image35.png"/>
+            <wp:docPr id="39" name="image37.png"/>
             <a:graphic>
               <a:graphicData uri="http://schemas.openxmlformats.org/drawingml/2006/picture">
                 <pic:pic>
                   <pic:nvPicPr>
-                    <pic:cNvPr id="0" name="image35.png"/>
+                    <pic:cNvPr id="0" name="image37.png"/>
                     <pic:cNvPicPr preferRelativeResize="0"/>
                   </pic:nvPicPr>
                   <pic:blipFill>
@@ -8769,12 +8769,12 @@
           <wp:inline distB="114300" distT="114300" distL="114300" distR="114300">
             <wp:extent cx="492426" cy="350667"/>
             <wp:effectExtent b="0" l="0" r="0" t="0"/>
-            <wp:docPr id="6" name="image16.png"/>
+            <wp:docPr id="6" name="image14.png"/>
             <a:graphic>
               <a:graphicData uri="http://schemas.openxmlformats.org/drawingml/2006/picture">
                 <pic:pic>
                   <pic:nvPicPr>
-                    <pic:cNvPr id="0" name="image16.png"/>
+                    <pic:cNvPr id="0" name="image14.png"/>
                     <pic:cNvPicPr preferRelativeResize="0"/>
                   </pic:nvPicPr>
                   <pic:blipFill>
@@ -8853,12 +8853,12 @@
           <wp:inline distB="114300" distT="114300" distL="114300" distR="114300">
             <wp:extent cx="2078749" cy="2735196"/>
             <wp:effectExtent b="0" l="0" r="0" t="0"/>
-            <wp:docPr id="44" name="image41.png"/>
+            <wp:docPr id="44" name="image44.png"/>
             <a:graphic>
               <a:graphicData uri="http://schemas.openxmlformats.org/drawingml/2006/picture">
                 <pic:pic>
                   <pic:nvPicPr>
-                    <pic:cNvPr id="0" name="image41.png"/>
+                    <pic:cNvPr id="0" name="image44.png"/>
                     <pic:cNvPicPr preferRelativeResize="0"/>
                   </pic:nvPicPr>
                   <pic:blipFill>
@@ -8944,12 +8944,12 @@
           <wp:inline distB="114300" distT="114300" distL="114300" distR="114300">
             <wp:extent cx="547688" cy="381000"/>
             <wp:effectExtent b="0" l="0" r="0" t="0"/>
-            <wp:docPr id="21" name="image20.png"/>
+            <wp:docPr id="21" name="image18.png"/>
             <a:graphic>
               <a:graphicData uri="http://schemas.openxmlformats.org/drawingml/2006/picture">
                 <pic:pic>
                   <pic:nvPicPr>
-                    <pic:cNvPr id="0" name="image20.png"/>
+                    <pic:cNvPr id="0" name="image18.png"/>
                     <pic:cNvPicPr preferRelativeResize="0"/>
                   </pic:nvPicPr>
                   <pic:blipFill>
@@ -9028,12 +9028,12 @@
           <wp:inline distB="114300" distT="114300" distL="114300" distR="114300">
             <wp:extent cx="1843088" cy="3339357"/>
             <wp:effectExtent b="0" l="0" r="0" t="0"/>
-            <wp:docPr id="5" name="image5.png"/>
+            <wp:docPr id="5" name="image28.png"/>
             <a:graphic>
               <a:graphicData uri="http://schemas.openxmlformats.org/drawingml/2006/picture">
                 <pic:pic>
                   <pic:nvPicPr>
-                    <pic:cNvPr id="0" name="image5.png"/>
+                    <pic:cNvPr id="0" name="image28.png"/>
                     <pic:cNvPicPr preferRelativeResize="0"/>
                   </pic:nvPicPr>
                   <pic:blipFill>
@@ -9101,12 +9101,12 @@
           <wp:inline distB="114300" distT="114300" distL="114300" distR="114300">
             <wp:extent cx="585788" cy="789272"/>
             <wp:effectExtent b="0" l="0" r="0" t="0"/>
-            <wp:docPr id="12" name="image18.png"/>
+            <wp:docPr id="12" name="image20.png"/>
             <a:graphic>
               <a:graphicData uri="http://schemas.openxmlformats.org/drawingml/2006/picture">
                 <pic:pic>
                   <pic:nvPicPr>
-                    <pic:cNvPr id="0" name="image18.png"/>
+                    <pic:cNvPr id="0" name="image20.png"/>
                     <pic:cNvPicPr preferRelativeResize="0"/>
                   </pic:nvPicPr>
                   <pic:blipFill>
@@ -9185,12 +9185,12 @@
           <wp:inline distB="114300" distT="114300" distL="114300" distR="114300">
             <wp:extent cx="1504579" cy="3097146"/>
             <wp:effectExtent b="0" l="0" r="0" t="0"/>
-            <wp:docPr id="28" name="image27.png"/>
+            <wp:docPr id="28" name="image36.png"/>
             <a:graphic>
               <a:graphicData uri="http://schemas.openxmlformats.org/drawingml/2006/picture">
                 <pic:pic>
                   <pic:nvPicPr>
-                    <pic:cNvPr id="0" name="image27.png"/>
+                    <pic:cNvPr id="0" name="image36.png"/>
                     <pic:cNvPicPr preferRelativeResize="0"/>
                   </pic:nvPicPr>
                   <pic:blipFill>
@@ -9262,12 +9262,12 @@
           <wp:inline distB="114300" distT="114300" distL="114300" distR="114300">
             <wp:extent cx="426753" cy="550900"/>
             <wp:effectExtent b="0" l="0" r="0" t="0"/>
-            <wp:docPr id="32" name="image30.png"/>
+            <wp:docPr id="32" name="image34.png"/>
             <a:graphic>
               <a:graphicData uri="http://schemas.openxmlformats.org/drawingml/2006/picture">
                 <pic:pic>
                   <pic:nvPicPr>
-                    <pic:cNvPr id="0" name="image30.png"/>
+                    <pic:cNvPr id="0" name="image34.png"/>
                     <pic:cNvPicPr preferRelativeResize="0"/>
                   </pic:nvPicPr>
                   <pic:blipFill>
@@ -9346,12 +9346,12 @@
           <wp:inline distB="114300" distT="114300" distL="114300" distR="114300">
             <wp:extent cx="1570525" cy="2630629"/>
             <wp:effectExtent b="0" l="0" r="0" t="0"/>
-            <wp:docPr id="22" name="image24.png"/>
+            <wp:docPr id="22" name="image29.png"/>
             <a:graphic>
               <a:graphicData uri="http://schemas.openxmlformats.org/drawingml/2006/picture">
                 <pic:pic>
                   <pic:nvPicPr>
-                    <pic:cNvPr id="0" name="image24.png"/>
+                    <pic:cNvPr id="0" name="image29.png"/>
                     <pic:cNvPicPr preferRelativeResize="0"/>
                   </pic:nvPicPr>
                   <pic:blipFill>
@@ -9423,12 +9423,12 @@
           <wp:inline distB="114300" distT="114300" distL="114300" distR="114300">
             <wp:extent cx="852488" cy="818388"/>
             <wp:effectExtent b="0" l="0" r="0" t="0"/>
-            <wp:docPr id="26" name="image31.png"/>
+            <wp:docPr id="26" name="image27.png"/>
             <a:graphic>
               <a:graphicData uri="http://schemas.openxmlformats.org/drawingml/2006/picture">
                 <pic:pic>
                   <pic:nvPicPr>
-                    <pic:cNvPr id="0" name="image31.png"/>
+                    <pic:cNvPr id="0" name="image27.png"/>
                     <pic:cNvPicPr preferRelativeResize="0"/>
                   </pic:nvPicPr>
                   <pic:blipFill>
@@ -10120,12 +10120,12 @@
           <wp:inline distB="114300" distT="114300" distL="114300" distR="114300">
             <wp:extent cx="2643188" cy="2464594"/>
             <wp:effectExtent b="0" l="0" r="0" t="0"/>
-            <wp:docPr id="18" name="image9.png"/>
+            <wp:docPr id="18" name="image17.png"/>
             <a:graphic>
               <a:graphicData uri="http://schemas.openxmlformats.org/drawingml/2006/picture">
                 <pic:pic>
                   <pic:nvPicPr>
-                    <pic:cNvPr id="0" name="image9.png"/>
+                    <pic:cNvPr id="0" name="image17.png"/>
                     <pic:cNvPicPr preferRelativeResize="0"/>
                   </pic:nvPicPr>
                   <pic:blipFill>
@@ -10265,12 +10265,12 @@
           <wp:inline distB="114300" distT="114300" distL="114300" distR="114300">
             <wp:extent cx="2547938" cy="2734852"/>
             <wp:effectExtent b="0" l="0" r="0" t="0"/>
-            <wp:docPr id="8" name="image28.png"/>
+            <wp:docPr id="8" name="image21.png"/>
             <a:graphic>
               <a:graphicData uri="http://schemas.openxmlformats.org/drawingml/2006/picture">
                 <pic:pic>
                   <pic:nvPicPr>
-                    <pic:cNvPr id="0" name="image28.png"/>
+                    <pic:cNvPr id="0" name="image21.png"/>
                     <pic:cNvPicPr preferRelativeResize="0"/>
                   </pic:nvPicPr>
                   <pic:blipFill>
@@ -10397,12 +10397,12 @@
           <wp:inline distB="114300" distT="114300" distL="114300" distR="114300">
             <wp:extent cx="2871788" cy="3143064"/>
             <wp:effectExtent b="0" l="0" r="0" t="0"/>
-            <wp:docPr id="37" name="image44.png"/>
+            <wp:docPr id="37" name="image39.png"/>
             <a:graphic>
               <a:graphicData uri="http://schemas.openxmlformats.org/drawingml/2006/picture">
                 <pic:pic>
                   <pic:nvPicPr>
-                    <pic:cNvPr id="0" name="image44.png"/>
+                    <pic:cNvPr id="0" name="image39.png"/>
                     <pic:cNvPicPr preferRelativeResize="0"/>
                   </pic:nvPicPr>
                   <pic:blipFill>
@@ -10529,12 +10529,12 @@
           <wp:inline distB="114300" distT="114300" distL="114300" distR="114300">
             <wp:extent cx="2300288" cy="3021564"/>
             <wp:effectExtent b="0" l="0" r="0" t="0"/>
-            <wp:docPr id="38" name="image39.png"/>
+            <wp:docPr id="38" name="image40.png"/>
             <a:graphic>
               <a:graphicData uri="http://schemas.openxmlformats.org/drawingml/2006/picture">
                 <pic:pic>
                   <pic:nvPicPr>
-                    <pic:cNvPr id="0" name="image39.png"/>
+                    <pic:cNvPr id="0" name="image40.png"/>
                     <pic:cNvPicPr preferRelativeResize="0"/>
                   </pic:nvPicPr>
                   <pic:blipFill>
@@ -11400,12 +11400,12 @@
           <wp:inline distB="114300" distT="114300" distL="114300" distR="114300">
             <wp:extent cx="2957642" cy="4786829"/>
             <wp:effectExtent b="0" l="0" r="0" t="0"/>
-            <wp:docPr id="14" name="image12.png"/>
+            <wp:docPr id="14" name="image9.png"/>
             <a:graphic>
               <a:graphicData uri="http://schemas.openxmlformats.org/drawingml/2006/picture">
                 <pic:pic>
                   <pic:nvPicPr>
-                    <pic:cNvPr id="0" name="image12.png"/>
+                    <pic:cNvPr id="0" name="image9.png"/>
                     <pic:cNvPicPr preferRelativeResize="0"/>
                   </pic:nvPicPr>
                   <pic:blipFill>
@@ -11622,12 +11622,12 @@
           <wp:inline distB="114300" distT="114300" distL="114300" distR="114300">
             <wp:extent cx="519113" cy="964066"/>
             <wp:effectExtent b="0" l="0" r="0" t="0"/>
-            <wp:docPr id="35" name="image21.png"/>
+            <wp:docPr id="35" name="image26.png"/>
             <a:graphic>
               <a:graphicData uri="http://schemas.openxmlformats.org/drawingml/2006/picture">
                 <pic:pic>
                   <pic:nvPicPr>
-                    <pic:cNvPr id="0" name="image21.png"/>
+                    <pic:cNvPr id="0" name="image26.png"/>
                     <pic:cNvPicPr preferRelativeResize="0"/>
                   </pic:nvPicPr>
                   <pic:blipFill>
@@ -12155,12 +12155,12 @@
           <wp:inline distB="114300" distT="114300" distL="114300" distR="114300">
             <wp:extent cx="2357634" cy="4178201"/>
             <wp:effectExtent b="0" l="0" r="0" t="0"/>
-            <wp:docPr id="13" name="image13.png"/>
+            <wp:docPr id="13" name="image10.png"/>
             <a:graphic>
               <a:graphicData uri="http://schemas.openxmlformats.org/drawingml/2006/picture">
                 <pic:pic>
                   <pic:nvPicPr>
-                    <pic:cNvPr id="0" name="image13.png"/>
+                    <pic:cNvPr id="0" name="image10.png"/>
                     <pic:cNvPicPr preferRelativeResize="0"/>
                   </pic:nvPicPr>
                   <pic:blipFill>
@@ -12396,12 +12396,12 @@
           <wp:inline distB="114300" distT="114300" distL="114300" distR="114300">
             <wp:extent cx="2085975" cy="238125"/>
             <wp:effectExtent b="0" l="0" r="0" t="0"/>
-            <wp:docPr id="30" name="image43.png"/>
+            <wp:docPr id="30" name="image24.png"/>
             <a:graphic>
               <a:graphicData uri="http://schemas.openxmlformats.org/drawingml/2006/picture">
                 <pic:pic>
                   <pic:nvPicPr>
-                    <pic:cNvPr id="0" name="image43.png"/>
+                    <pic:cNvPr id="0" name="image24.png"/>
                     <pic:cNvPicPr preferRelativeResize="0"/>
                   </pic:nvPicPr>
                   <pic:blipFill>
@@ -12810,12 +12810,12 @@
           <wp:inline distB="114300" distT="114300" distL="114300" distR="114300">
             <wp:extent cx="2005013" cy="3900461"/>
             <wp:effectExtent b="0" l="0" r="0" t="0"/>
-            <wp:docPr id="2" name="image14.png"/>
+            <wp:docPr id="2" name="image11.png"/>
             <a:graphic>
               <a:graphicData uri="http://schemas.openxmlformats.org/drawingml/2006/picture">
                 <pic:pic>
                   <pic:nvPicPr>
-                    <pic:cNvPr id="0" name="image14.png"/>
+                    <pic:cNvPr id="0" name="image11.png"/>
                     <pic:cNvPicPr preferRelativeResize="0"/>
                   </pic:nvPicPr>
                   <pic:blipFill>
@@ -13024,12 +13024,12 @@
           <wp:inline distB="114300" distT="114300" distL="114300" distR="114300">
             <wp:extent cx="295275" cy="247650"/>
             <wp:effectExtent b="0" l="0" r="0" t="0"/>
-            <wp:docPr id="4" name="image8.png"/>
+            <wp:docPr id="4" name="image5.png"/>
             <a:graphic>
               <a:graphicData uri="http://schemas.openxmlformats.org/drawingml/2006/picture">
                 <pic:pic>
                   <pic:nvPicPr>
-                    <pic:cNvPr id="0" name="image8.png"/>
+                    <pic:cNvPr id="0" name="image5.png"/>
                     <pic:cNvPicPr preferRelativeResize="0"/>
                   </pic:nvPicPr>
                   <pic:blipFill>
@@ -13521,12 +13521,12 @@
           <wp:inline distB="114300" distT="114300" distL="114300" distR="114300">
             <wp:extent cx="1785938" cy="3054636"/>
             <wp:effectExtent b="0" l="0" r="0" t="0"/>
-            <wp:docPr id="17" name="image2.png"/>
+            <wp:docPr id="17" name="image3.png"/>
             <a:graphic>
               <a:graphicData uri="http://schemas.openxmlformats.org/drawingml/2006/picture">
                 <pic:pic>
                   <pic:nvPicPr>
-                    <pic:cNvPr id="0" name="image2.png"/>
+                    <pic:cNvPr id="0" name="image3.png"/>
                     <pic:cNvPicPr preferRelativeResize="0"/>
                   </pic:nvPicPr>
                   <pic:blipFill>
@@ -13571,12 +13571,12 @@
           <wp:inline distB="114300" distT="114300" distL="114300" distR="114300">
             <wp:extent cx="2033588" cy="1145558"/>
             <wp:effectExtent b="0" l="0" r="0" t="0"/>
-            <wp:docPr id="41" name="image36.png"/>
+            <wp:docPr id="41" name="image41.png"/>
             <a:graphic>
               <a:graphicData uri="http://schemas.openxmlformats.org/drawingml/2006/picture">
                 <pic:pic>
                   <pic:nvPicPr>
-                    <pic:cNvPr id="0" name="image36.png"/>
+                    <pic:cNvPr id="0" name="image41.png"/>
                     <pic:cNvPicPr preferRelativeResize="0"/>
                   </pic:nvPicPr>
                   <pic:blipFill>
@@ -13725,12 +13725,12 @@
             <wp:extent cx="432288" cy="190500"/>
             <wp:effectExtent b="0" l="0" r="0" t="0"/>
             <wp:wrapNone/>
-            <wp:docPr id="36" name="image37.png"/>
+            <wp:docPr id="36" name="image35.png"/>
             <a:graphic>
               <a:graphicData uri="http://schemas.openxmlformats.org/drawingml/2006/picture">
                 <pic:pic>
                   <pic:nvPicPr>
-                    <pic:cNvPr id="0" name="image37.png"/>
+                    <pic:cNvPr id="0" name="image35.png"/>
                     <pic:cNvPicPr preferRelativeResize="0"/>
                   </pic:nvPicPr>
                   <pic:blipFill>
